--- a/docs/08_UML/ChatbotBuilder_UML_Document.docx
+++ b/docs/08_UML/ChatbotBuilder_UML_Document.docx
@@ -44,7 +44,7 @@
         <w:t xml:space="preserve"> </w:t>
       </w:r>
       <w:r>
-        <w:t>Team Byte Squad</w:t>
+        <w:t xml:space="preserve"> </w:t>
       </w:r>
     </w:p>
     <w:p>
@@ -59,68 +59,6 @@
       <w:r>
         <w:t xml:space="preserve">Ashmit Nirwan </w:t>
       </w:r>
-    </w:p>
-    <w:p>
-      <w:pPr>
-        <w:pStyle w:val="ListParagraph"/>
-        <w:numPr>
-          <w:ilvl w:val="0"/>
-          <w:numId w:val="31"/>
-        </w:numPr>
-        <w:spacing w:after="0" w:line="276" w:lineRule="auto"/>
-      </w:pPr>
-      <w:r>
-        <w:t xml:space="preserve">Jordan </w:t>
-      </w:r>
-      <w:r>
-        <w:rPr>
-          <w:rFonts w:ascii="Aptos" w:eastAsia="Aptos" w:hAnsi="Aptos" w:cs="Aptos"/>
-        </w:rPr>
-        <w:t>Spector</w:t>
-      </w:r>
-    </w:p>
-    <w:p>
-      <w:pPr>
-        <w:pStyle w:val="ListParagraph"/>
-        <w:numPr>
-          <w:ilvl w:val="0"/>
-          <w:numId w:val="31"/>
-        </w:numPr>
-        <w:spacing w:after="0" w:line="276" w:lineRule="auto"/>
-      </w:pPr>
-      <w:r>
-        <w:t xml:space="preserve">Gio </w:t>
-      </w:r>
-      <w:r>
-        <w:rPr>
-          <w:rFonts w:ascii="Aptos" w:eastAsia="Aptos" w:hAnsi="Aptos" w:cs="Aptos"/>
-        </w:rPr>
-        <w:t>Mendoza</w:t>
-      </w:r>
-    </w:p>
-    <w:p>
-      <w:pPr>
-        <w:pStyle w:val="ListParagraph"/>
-        <w:numPr>
-          <w:ilvl w:val="0"/>
-          <w:numId w:val="31"/>
-        </w:numPr>
-        <w:spacing w:after="0" w:line="276" w:lineRule="auto"/>
-      </w:pPr>
-      <w:r>
-        <w:t>Milton</w:t>
-      </w:r>
-      <w:r>
-        <w:t xml:space="preserve"> </w:t>
-      </w:r>
-      <w:proofErr w:type="spellStart"/>
-      <w:r>
-        <w:rPr>
-          <w:rFonts w:ascii="Aptos" w:eastAsia="Aptos" w:hAnsi="Aptos" w:cs="Aptos"/>
-        </w:rPr>
-        <w:t>Mupfumira</w:t>
-      </w:r>
-      <w:proofErr w:type="spellEnd"/>
     </w:p>
     <w:p>
       <w:pPr>
@@ -288,7 +226,6 @@
           <w:bCs/>
         </w:rPr>
       </w:pPr>
-      <w:proofErr w:type="spellStart"/>
       <w:r>
         <w:rPr>
           <w:b/>
@@ -296,7 +233,6 @@
         </w:rPr>
         <w:t>ChatbotBuilderApplication</w:t>
       </w:r>
-      <w:proofErr w:type="spellEnd"/>
     </w:p>
     <w:p>
       <w:pPr>
@@ -347,16 +283,13 @@
           <w:bCs/>
         </w:rPr>
       </w:pPr>
-      <w:proofErr w:type="spellStart"/>
       <w:r>
         <w:rPr>
           <w:b/>
           <w:bCs/>
         </w:rPr>
-        <w:lastRenderedPageBreak/>
         <w:t>AuthController</w:t>
       </w:r>
-      <w:proofErr w:type="spellEnd"/>
     </w:p>
     <w:p>
       <w:pPr>
@@ -391,6 +324,7 @@
         <w:spacing w:after="0"/>
       </w:pPr>
       <w:r>
+        <w:lastRenderedPageBreak/>
         <w:t xml:space="preserve">Supports login, registration, password reset, and profile-related operations </w:t>
       </w:r>
     </w:p>
@@ -407,7 +341,6 @@
           <w:bCs/>
         </w:rPr>
       </w:pPr>
-      <w:proofErr w:type="spellStart"/>
       <w:r>
         <w:rPr>
           <w:b/>
@@ -415,7 +348,6 @@
         </w:rPr>
         <w:t>BotController</w:t>
       </w:r>
-      <w:proofErr w:type="spellEnd"/>
     </w:p>
     <w:p>
       <w:pPr>
@@ -466,7 +398,6 @@
           <w:bCs/>
         </w:rPr>
       </w:pPr>
-      <w:proofErr w:type="spellStart"/>
       <w:r>
         <w:rPr>
           <w:b/>
@@ -474,7 +405,6 @@
         </w:rPr>
         <w:t>AnalyticsController</w:t>
       </w:r>
-      <w:proofErr w:type="spellEnd"/>
     </w:p>
     <w:p>
       <w:pPr>
@@ -525,7 +455,6 @@
           <w:bCs/>
         </w:rPr>
       </w:pPr>
-      <w:proofErr w:type="spellStart"/>
       <w:r>
         <w:rPr>
           <w:b/>
@@ -533,7 +462,6 @@
         </w:rPr>
         <w:t>BotService</w:t>
       </w:r>
-      <w:proofErr w:type="spellEnd"/>
     </w:p>
     <w:p>
       <w:pPr>
@@ -584,7 +512,6 @@
           <w:bCs/>
         </w:rPr>
       </w:pPr>
-      <w:proofErr w:type="spellStart"/>
       <w:r>
         <w:rPr>
           <w:b/>
@@ -592,7 +519,6 @@
         </w:rPr>
         <w:t>WebScraperService</w:t>
       </w:r>
-      <w:proofErr w:type="spellEnd"/>
     </w:p>
     <w:p>
       <w:pPr>
@@ -757,7 +683,6 @@
           <w:bCs/>
         </w:rPr>
       </w:pPr>
-      <w:proofErr w:type="spellStart"/>
       <w:r>
         <w:rPr>
           <w:b/>
@@ -765,7 +690,6 @@
         </w:rPr>
         <w:t>BotChunk</w:t>
       </w:r>
-      <w:proofErr w:type="spellEnd"/>
     </w:p>
     <w:p>
       <w:pPr>
@@ -890,7 +814,6 @@
           <w:b/>
           <w:bCs/>
         </w:rPr>
-        <w:lastRenderedPageBreak/>
         <w:t>Responsibilities:</w:t>
       </w:r>
     </w:p>
@@ -931,15 +854,14 @@
           <w:bCs/>
         </w:rPr>
       </w:pPr>
-      <w:proofErr w:type="spellStart"/>
       <w:r>
         <w:rPr>
           <w:b/>
           <w:bCs/>
         </w:rPr>
+        <w:lastRenderedPageBreak/>
         <w:t>UserRepository</w:t>
       </w:r>
-      <w:proofErr w:type="spellEnd"/>
     </w:p>
     <w:p>
       <w:pPr>
@@ -978,7 +900,6 @@
           <w:bCs/>
         </w:rPr>
       </w:pPr>
-      <w:proofErr w:type="spellStart"/>
       <w:r>
         <w:rPr>
           <w:b/>
@@ -986,7 +907,6 @@
         </w:rPr>
         <w:t>BotRepository</w:t>
       </w:r>
-      <w:proofErr w:type="spellEnd"/>
     </w:p>
     <w:p>
       <w:pPr>
@@ -1025,7 +945,6 @@
           <w:bCs/>
         </w:rPr>
       </w:pPr>
-      <w:proofErr w:type="spellStart"/>
       <w:r>
         <w:rPr>
           <w:b/>
@@ -1033,7 +952,6 @@
         </w:rPr>
         <w:t>BotChunkRepository</w:t>
       </w:r>
-      <w:proofErr w:type="spellEnd"/>
     </w:p>
     <w:p>
       <w:pPr>
@@ -1072,7 +990,6 @@
           <w:bCs/>
         </w:rPr>
       </w:pPr>
-      <w:proofErr w:type="spellStart"/>
       <w:r>
         <w:rPr>
           <w:b/>
@@ -1080,7 +997,6 @@
         </w:rPr>
         <w:t>ConversationRepository</w:t>
       </w:r>
-      <w:proofErr w:type="spellEnd"/>
     </w:p>
     <w:p>
       <w:pPr>
@@ -1119,7 +1035,6 @@
           <w:bCs/>
         </w:rPr>
       </w:pPr>
-      <w:proofErr w:type="spellStart"/>
       <w:r>
         <w:rPr>
           <w:b/>
@@ -1127,7 +1042,6 @@
         </w:rPr>
         <w:t>MessageRepository</w:t>
       </w:r>
-      <w:proofErr w:type="spellEnd"/>
     </w:p>
     <w:p>
       <w:pPr>
@@ -1171,13 +1085,8 @@
         </w:numPr>
         <w:spacing w:after="0"/>
       </w:pPr>
-      <w:proofErr w:type="spellStart"/>
-      <w:r>
-        <w:t>ChatbotBuilderApplication</w:t>
-      </w:r>
-      <w:proofErr w:type="spellEnd"/>
-      <w:r>
-        <w:t xml:space="preserve"> initializes the application </w:t>
+      <w:r>
+        <w:t xml:space="preserve">ChatbotBuilderApplication initializes the application </w:t>
       </w:r>
     </w:p>
     <w:p>
@@ -1188,21 +1097,8 @@
         </w:numPr>
         <w:spacing w:after="0"/>
       </w:pPr>
-      <w:proofErr w:type="spellStart"/>
-      <w:r>
-        <w:t>AuthController</w:t>
-      </w:r>
-      <w:proofErr w:type="spellEnd"/>
-      <w:r>
-        <w:t xml:space="preserve"> uses </w:t>
-      </w:r>
-      <w:proofErr w:type="spellStart"/>
-      <w:r>
-        <w:t>UserRepository</w:t>
-      </w:r>
-      <w:proofErr w:type="spellEnd"/>
-      <w:r>
-        <w:t xml:space="preserve"> </w:t>
+      <w:r>
+        <w:t xml:space="preserve">AuthController uses UserRepository </w:t>
       </w:r>
     </w:p>
     <w:p>
@@ -1213,21 +1109,8 @@
         </w:numPr>
         <w:spacing w:after="0"/>
       </w:pPr>
-      <w:proofErr w:type="spellStart"/>
-      <w:r>
-        <w:t>BotController</w:t>
-      </w:r>
-      <w:proofErr w:type="spellEnd"/>
-      <w:r>
-        <w:t xml:space="preserve"> uses </w:t>
-      </w:r>
-      <w:proofErr w:type="spellStart"/>
-      <w:r>
-        <w:t>BotService</w:t>
-      </w:r>
-      <w:proofErr w:type="spellEnd"/>
-      <w:r>
-        <w:t xml:space="preserve"> </w:t>
+      <w:r>
+        <w:t xml:space="preserve">BotController uses BotService </w:t>
       </w:r>
     </w:p>
     <w:p>
@@ -1238,15 +1121,8 @@
         </w:numPr>
         <w:spacing w:after="0"/>
       </w:pPr>
-      <w:proofErr w:type="spellStart"/>
-      <w:proofErr w:type="gramStart"/>
-      <w:r>
-        <w:t>AnalyticsController</w:t>
-      </w:r>
-      <w:proofErr w:type="spellEnd"/>
-      <w:proofErr w:type="gramEnd"/>
-      <w:r>
-        <w:t xml:space="preserve"> uses repositories to retrieve analytics data </w:t>
+      <w:r>
+        <w:t xml:space="preserve">AnalyticsController uses repositories to retrieve analytics data </w:t>
       </w:r>
     </w:p>
     <w:p>
@@ -1257,45 +1133,8 @@
         </w:numPr>
         <w:spacing w:after="0"/>
       </w:pPr>
-      <w:proofErr w:type="spellStart"/>
-      <w:r>
-        <w:t>BotService</w:t>
-      </w:r>
-      <w:proofErr w:type="spellEnd"/>
-      <w:r>
-        <w:t xml:space="preserve"> uses </w:t>
-      </w:r>
-      <w:proofErr w:type="spellStart"/>
-      <w:r>
-        <w:t>BotRepository</w:t>
-      </w:r>
-      <w:proofErr w:type="spellEnd"/>
-      <w:r>
-        <w:t xml:space="preserve">, </w:t>
-      </w:r>
-      <w:proofErr w:type="spellStart"/>
-      <w:r>
-        <w:t>BotChunkRepository</w:t>
-      </w:r>
-      <w:proofErr w:type="spellEnd"/>
-      <w:r>
-        <w:t xml:space="preserve">, </w:t>
-      </w:r>
-      <w:proofErr w:type="spellStart"/>
-      <w:r>
-        <w:t>ConversationRepository</w:t>
-      </w:r>
-      <w:proofErr w:type="spellEnd"/>
-      <w:r>
-        <w:t xml:space="preserve">, and </w:t>
-      </w:r>
-      <w:proofErr w:type="spellStart"/>
-      <w:r>
-        <w:t>MessageRepository</w:t>
-      </w:r>
-      <w:proofErr w:type="spellEnd"/>
-      <w:r>
-        <w:t xml:space="preserve"> </w:t>
+      <w:r>
+        <w:t xml:space="preserve">BotService uses BotRepository, BotChunkRepository, ConversationRepository, and MessageRepository </w:t>
       </w:r>
     </w:p>
     <w:p>
@@ -1306,21 +1145,8 @@
         </w:numPr>
         <w:spacing w:after="0"/>
       </w:pPr>
-      <w:proofErr w:type="spellStart"/>
-      <w:r>
-        <w:t>BotService</w:t>
-      </w:r>
-      <w:proofErr w:type="spellEnd"/>
-      <w:r>
-        <w:t xml:space="preserve"> also uses </w:t>
-      </w:r>
-      <w:proofErr w:type="spellStart"/>
-      <w:r>
-        <w:t>WebScraperService</w:t>
-      </w:r>
-      <w:proofErr w:type="spellEnd"/>
-      <w:r>
-        <w:t xml:space="preserve"> </w:t>
+      <w:r>
+        <w:t xml:space="preserve">BotService also uses WebScraperService </w:t>
       </w:r>
     </w:p>
     <w:p>
@@ -1344,15 +1170,7 @@
         <w:spacing w:after="0"/>
       </w:pPr>
       <w:r>
-        <w:t xml:space="preserve">Bot has many </w:t>
-      </w:r>
-      <w:proofErr w:type="spellStart"/>
-      <w:r>
-        <w:t>BotChunk</w:t>
-      </w:r>
-      <w:proofErr w:type="spellEnd"/>
-      <w:r>
-        <w:t xml:space="preserve"> </w:t>
+        <w:t xml:space="preserve">Bot has many BotChunk </w:t>
       </w:r>
     </w:p>
     <w:p>
@@ -1583,13 +1401,8 @@
         </w:numPr>
         <w:spacing w:after="0"/>
       </w:pPr>
-      <w:proofErr w:type="spellStart"/>
-      <w:r>
-        <w:t>BotController</w:t>
-      </w:r>
-      <w:proofErr w:type="spellEnd"/>
-      <w:r>
-        <w:t xml:space="preserve"> </w:t>
+      <w:r>
+        <w:t xml:space="preserve">BotController </w:t>
       </w:r>
     </w:p>
     <w:p>
@@ -1600,13 +1413,8 @@
         </w:numPr>
         <w:spacing w:after="0"/>
       </w:pPr>
-      <w:proofErr w:type="spellStart"/>
-      <w:r>
-        <w:t>BotService</w:t>
-      </w:r>
-      <w:proofErr w:type="spellEnd"/>
-      <w:r>
-        <w:t xml:space="preserve"> </w:t>
+      <w:r>
+        <w:t xml:space="preserve">BotService </w:t>
       </w:r>
     </w:p>
     <w:p>
@@ -1617,13 +1425,8 @@
         </w:numPr>
         <w:spacing w:after="0"/>
       </w:pPr>
-      <w:proofErr w:type="spellStart"/>
-      <w:r>
-        <w:t>BotChunkRepository</w:t>
-      </w:r>
-      <w:proofErr w:type="spellEnd"/>
-      <w:r>
-        <w:t xml:space="preserve"> </w:t>
+      <w:r>
+        <w:t xml:space="preserve">BotChunkRepository </w:t>
       </w:r>
     </w:p>
     <w:p>
@@ -1695,13 +1498,8 @@
         </w:numPr>
         <w:spacing w:after="0"/>
       </w:pPr>
-      <w:proofErr w:type="spellStart"/>
-      <w:r>
-        <w:t>BotController</w:t>
-      </w:r>
-      <w:proofErr w:type="spellEnd"/>
-      <w:r>
-        <w:t xml:space="preserve"> receives the request </w:t>
+      <w:r>
+        <w:t xml:space="preserve">BotController receives the request </w:t>
       </w:r>
     </w:p>
     <w:p>
@@ -1712,22 +1510,9 @@
         </w:numPr>
         <w:spacing w:after="0"/>
       </w:pPr>
-      <w:proofErr w:type="spellStart"/>
       <w:r>
         <w:lastRenderedPageBreak/>
-        <w:t>BotController</w:t>
-      </w:r>
-      <w:proofErr w:type="spellEnd"/>
-      <w:r>
-        <w:t xml:space="preserve"> calls </w:t>
-      </w:r>
-      <w:proofErr w:type="spellStart"/>
-      <w:r>
-        <w:t>BotService</w:t>
-      </w:r>
-      <w:proofErr w:type="spellEnd"/>
-      <w:r>
-        <w:t xml:space="preserve"> </w:t>
+        <w:t xml:space="preserve">BotController calls BotService </w:t>
       </w:r>
     </w:p>
     <w:p>
@@ -1738,13 +1523,8 @@
         </w:numPr>
         <w:spacing w:after="0"/>
       </w:pPr>
-      <w:proofErr w:type="spellStart"/>
-      <w:r>
-        <w:t>BotService</w:t>
-      </w:r>
-      <w:proofErr w:type="spellEnd"/>
-      <w:r>
-        <w:t xml:space="preserve"> retrieves relevant chunks from the database </w:t>
+      <w:r>
+        <w:t xml:space="preserve">BotService retrieves relevant chunks from the database </w:t>
       </w:r>
     </w:p>
     <w:p>
@@ -1755,13 +1535,8 @@
         </w:numPr>
         <w:spacing w:after="0"/>
       </w:pPr>
-      <w:proofErr w:type="spellStart"/>
-      <w:r>
-        <w:t>BotService</w:t>
-      </w:r>
-      <w:proofErr w:type="spellEnd"/>
-      <w:r>
-        <w:t xml:space="preserve"> sends the context and question to OpenAI </w:t>
+      <w:r>
+        <w:t xml:space="preserve">BotService sends the context and question to OpenAI </w:t>
       </w:r>
     </w:p>
     <w:p>
@@ -1784,13 +1559,8 @@
         </w:numPr>
         <w:spacing w:after="0"/>
       </w:pPr>
-      <w:proofErr w:type="spellStart"/>
-      <w:r>
-        <w:t>BotService</w:t>
-      </w:r>
-      <w:proofErr w:type="spellEnd"/>
-      <w:r>
-        <w:t xml:space="preserve"> returns the response </w:t>
+      <w:r>
+        <w:t xml:space="preserve">BotService returns the response </w:t>
       </w:r>
     </w:p>
     <w:p>
@@ -2519,6 +2289,7 @@
         <w:docPartUnique/>
       </w:docPartObj>
     </w:sdtPr>
+    <w:sdtEndPr/>
     <w:sdtContent>
       <w:sdt>
         <w:sdtPr>
@@ -2528,6 +2299,7 @@
             <w:docPartUnique/>
           </w:docPartObj>
         </w:sdtPr>
+        <w:sdtEndPr/>
         <w:sdtContent>
           <w:p>
             <w:pPr>
